--- a/Professional Portfolio word2.docx
+++ b/Professional Portfolio word2.docx
@@ -215,8 +215,6 @@
           <w:szCs w:val="28"/>
         </w:rPr>
       </w:pPr>
-      <w:bookmarkStart w:id="0" w:name="_GoBack"/>
-      <w:bookmarkEnd w:id="0"/>
       <w:proofErr w:type="gramStart"/>
       <w:r>
         <w:rPr>
@@ -1647,11 +1645,1168 @@
     </w:p>
     <w:p>
       <w:pPr>
-        <w:rPr>
-          <w:sz w:val="28"/>
-          <w:szCs w:val="28"/>
-        </w:rPr>
-      </w:pPr>
+        <w:pStyle w:val="NormalWeb"/>
+        <w:rPr>
+          <w:b/>
+          <w:bCs/>
+          <w:sz w:val="32"/>
+          <w:szCs w:val="32"/>
+        </w:rPr>
+      </w:pPr>
+    </w:p>
+    <w:p>
+      <w:pPr>
+        <w:pStyle w:val="NormalWeb"/>
+        <w:rPr>
+          <w:b/>
+          <w:bCs/>
+          <w:sz w:val="32"/>
+          <w:szCs w:val="32"/>
+        </w:rPr>
+      </w:pPr>
+    </w:p>
+    <w:p>
+      <w:pPr>
+        <w:pStyle w:val="NormalWeb"/>
+        <w:rPr>
+          <w:b/>
+          <w:bCs/>
+          <w:sz w:val="32"/>
+          <w:szCs w:val="32"/>
+        </w:rPr>
+      </w:pPr>
+    </w:p>
+    <w:p>
+      <w:pPr>
+        <w:pStyle w:val="NormalWeb"/>
+        <w:rPr>
+          <w:b/>
+          <w:bCs/>
+          <w:sz w:val="32"/>
+          <w:szCs w:val="32"/>
+        </w:rPr>
+      </w:pPr>
+    </w:p>
+    <w:p>
+      <w:pPr>
+        <w:pStyle w:val="NormalWeb"/>
+        <w:rPr>
+          <w:b/>
+          <w:bCs/>
+          <w:sz w:val="32"/>
+          <w:szCs w:val="32"/>
+        </w:rPr>
+      </w:pPr>
+    </w:p>
+    <w:p>
+      <w:pPr>
+        <w:pStyle w:val="NormalWeb"/>
+        <w:rPr>
+          <w:b/>
+          <w:bCs/>
+          <w:sz w:val="32"/>
+          <w:szCs w:val="32"/>
+        </w:rPr>
+      </w:pPr>
+    </w:p>
+    <w:p>
+      <w:pPr>
+        <w:pStyle w:val="NormalWeb"/>
+        <w:rPr>
+          <w:b/>
+          <w:bCs/>
+          <w:sz w:val="32"/>
+          <w:szCs w:val="32"/>
+        </w:rPr>
+      </w:pPr>
+    </w:p>
+    <w:p>
+      <w:pPr>
+        <w:pStyle w:val="NormalWeb"/>
+        <w:rPr>
+          <w:b/>
+          <w:bCs/>
+          <w:sz w:val="32"/>
+          <w:szCs w:val="32"/>
+        </w:rPr>
+      </w:pPr>
+    </w:p>
+    <w:p>
+      <w:pPr>
+        <w:pStyle w:val="NormalWeb"/>
+        <w:rPr>
+          <w:b/>
+          <w:bCs/>
+          <w:sz w:val="32"/>
+          <w:szCs w:val="32"/>
+        </w:rPr>
+      </w:pPr>
+    </w:p>
+    <w:p>
+      <w:pPr>
+        <w:pStyle w:val="NormalWeb"/>
+        <w:rPr>
+          <w:b/>
+          <w:bCs/>
+          <w:sz w:val="32"/>
+          <w:szCs w:val="32"/>
+        </w:rPr>
+      </w:pPr>
+    </w:p>
+    <w:p>
+      <w:pPr>
+        <w:pStyle w:val="NormalWeb"/>
+        <w:rPr>
+          <w:b/>
+          <w:bCs/>
+          <w:sz w:val="32"/>
+          <w:szCs w:val="32"/>
+        </w:rPr>
+      </w:pPr>
+    </w:p>
+    <w:p>
+      <w:pPr>
+        <w:pStyle w:val="NormalWeb"/>
+        <w:rPr>
+          <w:b/>
+          <w:bCs/>
+          <w:sz w:val="32"/>
+          <w:szCs w:val="32"/>
+        </w:rPr>
+      </w:pPr>
+    </w:p>
+    <w:p>
+      <w:pPr>
+        <w:pStyle w:val="NormalWeb"/>
+        <w:rPr>
+          <w:b/>
+          <w:bCs/>
+          <w:sz w:val="32"/>
+          <w:szCs w:val="32"/>
+        </w:rPr>
+      </w:pPr>
+    </w:p>
+    <w:p>
+      <w:pPr>
+        <w:pStyle w:val="NormalWeb"/>
+        <w:rPr>
+          <w:b/>
+          <w:bCs/>
+          <w:sz w:val="32"/>
+          <w:szCs w:val="32"/>
+        </w:rPr>
+      </w:pPr>
+    </w:p>
+    <w:p>
+      <w:pPr>
+        <w:pStyle w:val="NormalWeb"/>
+        <w:rPr>
+          <w:b/>
+          <w:bCs/>
+          <w:sz w:val="32"/>
+          <w:szCs w:val="32"/>
+        </w:rPr>
+      </w:pPr>
+    </w:p>
+    <w:p>
+      <w:pPr>
+        <w:pStyle w:val="NormalWeb"/>
+        <w:rPr>
+          <w:b/>
+          <w:bCs/>
+          <w:sz w:val="32"/>
+          <w:szCs w:val="32"/>
+        </w:rPr>
+      </w:pPr>
+    </w:p>
+    <w:p>
+      <w:pPr>
+        <w:pStyle w:val="NormalWeb"/>
+        <w:rPr>
+          <w:b/>
+          <w:bCs/>
+          <w:sz w:val="32"/>
+          <w:szCs w:val="32"/>
+        </w:rPr>
+      </w:pPr>
+    </w:p>
+    <w:p>
+      <w:pPr>
+        <w:pStyle w:val="NormalWeb"/>
+        <w:rPr>
+          <w:b/>
+          <w:bCs/>
+          <w:sz w:val="32"/>
+          <w:szCs w:val="32"/>
+        </w:rPr>
+      </w:pPr>
+    </w:p>
+    <w:p>
+      <w:pPr>
+        <w:pStyle w:val="NormalWeb"/>
+        <w:rPr>
+          <w:b/>
+          <w:bCs/>
+          <w:sz w:val="32"/>
+          <w:szCs w:val="32"/>
+        </w:rPr>
+      </w:pPr>
+      <w:r>
+        <w:rPr>
+          <w:b/>
+          <w:bCs/>
+          <w:sz w:val="32"/>
+          <w:szCs w:val="32"/>
+        </w:rPr>
+        <w:lastRenderedPageBreak/>
+        <w:t>Day 02</w:t>
+      </w:r>
+    </w:p>
+    <w:p>
+      <w:pPr>
+        <w:pStyle w:val="Heading3"/>
+        <w:rPr>
+          <w:rFonts w:cs="Times New Roman"/>
+          <w:color w:val="FF0000"/>
+        </w:rPr>
+      </w:pPr>
+      <w:r>
+        <w:rPr>
+          <w:color w:val="FF0000"/>
+        </w:rPr>
+        <w:t>Executive Summary</w:t>
+      </w:r>
+    </w:p>
+    <w:p>
+      <w:pPr>
+        <w:pStyle w:val="NormalWeb"/>
+        <w:rPr>
+          <w:sz w:val="28"/>
+          <w:szCs w:val="28"/>
+        </w:rPr>
+      </w:pPr>
+      <w:r>
+        <w:rPr>
+          <w:noProof/>
+          <w:sz w:val="28"/>
+          <w:szCs w:val="28"/>
+        </w:rPr>
+        <w:drawing>
+          <wp:anchor distT="0" distB="0" distL="114300" distR="114300" simplePos="0" relativeHeight="251665408" behindDoc="0" locked="0" layoutInCell="1" allowOverlap="1" wp14:anchorId="50D005AB" wp14:editId="577663E9">
+            <wp:simplePos x="0" y="0"/>
+            <wp:positionH relativeFrom="margin">
+              <wp:posOffset>-70757</wp:posOffset>
+            </wp:positionH>
+            <wp:positionV relativeFrom="paragraph">
+              <wp:posOffset>146957</wp:posOffset>
+            </wp:positionV>
+            <wp:extent cx="3259455" cy="7793990"/>
+            <wp:effectExtent l="0" t="0" r="0" b="0"/>
+            <wp:wrapThrough wrapText="bothSides">
+              <wp:wrapPolygon edited="0">
+                <wp:start x="0" y="0"/>
+                <wp:lineTo x="0" y="21540"/>
+                <wp:lineTo x="21461" y="21540"/>
+                <wp:lineTo x="21461" y="0"/>
+                <wp:lineTo x="0" y="0"/>
+              </wp:wrapPolygon>
+            </wp:wrapThrough>
+            <wp:docPr id="5" name="Picture 5"/>
+            <wp:cNvGraphicFramePr>
+              <a:graphicFrameLocks xmlns:a="http://schemas.openxmlformats.org/drawingml/2006/main" noChangeAspect="1"/>
+            </wp:cNvGraphicFramePr>
+            <a:graphic xmlns:a="http://schemas.openxmlformats.org/drawingml/2006/main">
+              <a:graphicData uri="http://schemas.openxmlformats.org/drawingml/2006/picture">
+                <pic:pic xmlns:pic="http://schemas.openxmlformats.org/drawingml/2006/picture">
+                  <pic:nvPicPr>
+                    <pic:cNvPr id="1" name="wireframe.png"/>
+                    <pic:cNvPicPr/>
+                  </pic:nvPicPr>
+                  <pic:blipFill>
+                    <a:blip r:embed="rId5" cstate="print">
+                      <a:extLst>
+                        <a:ext uri="{28A0092B-C50C-407E-A947-70E740481C1C}">
+                          <a14:useLocalDpi xmlns:a14="http://schemas.microsoft.com/office/drawing/2010/main" val="0"/>
+                        </a:ext>
+                      </a:extLst>
+                    </a:blip>
+                    <a:stretch>
+                      <a:fillRect/>
+                    </a:stretch>
+                  </pic:blipFill>
+                  <pic:spPr>
+                    <a:xfrm>
+                      <a:off x="0" y="0"/>
+                      <a:ext cx="3259455" cy="7793990"/>
+                    </a:xfrm>
+                    <a:prstGeom prst="rect">
+                      <a:avLst/>
+                    </a:prstGeom>
+                  </pic:spPr>
+                </pic:pic>
+              </a:graphicData>
+            </a:graphic>
+            <wp14:sizeRelV relativeFrom="margin">
+              <wp14:pctHeight>0</wp14:pctHeight>
+            </wp14:sizeRelV>
+          </wp:anchor>
+        </w:drawing>
+      </w:r>
+      <w:r>
+        <w:rPr>
+          <w:sz w:val="28"/>
+          <w:szCs w:val="28"/>
+        </w:rPr>
+        <w:t>Today, I began the System Analysis and Design (SAD) and development process for my professional portfolio website. The primary objectives for today were to finalize the visual layout plan for the homepage and implement the first functional section of the website using HTML. Both objectives were successfully achieved. This report details the design principles applied during the wireframing phase and the technical implementation of the navigation bar.</w:t>
+      </w:r>
+    </w:p>
+    <w:p>
+      <w:pPr>
+        <w:pStyle w:val="Heading3"/>
+        <w:rPr>
+          <w:rFonts w:cs="Times New Roman"/>
+          <w:b/>
+          <w:bCs/>
+          <w:color w:val="4472C4" w:themeColor="accent1"/>
+        </w:rPr>
+      </w:pPr>
+      <w:r>
+        <w:rPr>
+          <w:b/>
+          <w:bCs/>
+          <w:color w:val="4472C4" w:themeColor="accent1"/>
+        </w:rPr>
+        <w:t>Implementation Phase: Navigation Bar Development</w:t>
+      </w:r>
+    </w:p>
+    <w:p>
+      <w:pPr>
+        <w:pStyle w:val="NormalWeb"/>
+      </w:pPr>
+      <w:r>
+        <w:t>Following the design stage, the implementation phase was initiated, focusing specifically on developing the portfolio’s navigation bar. The objective was to translate the conceptual design into a functional, coded component.</w:t>
+      </w:r>
+    </w:p>
+    <w:p>
+      <w:pPr>
+        <w:pStyle w:val="NormalWeb"/>
+      </w:pPr>
+      <w:r>
+        <w:rPr>
+          <w:b/>
+          <w:bCs/>
+        </w:rPr>
+        <w:t>Technical Stack &amp; Methodology</w:t>
+      </w:r>
+    </w:p>
+    <w:p>
+      <w:pPr>
+        <w:pStyle w:val="NormalWeb"/>
+      </w:pPr>
+      <w:r>
+        <w:t>The navigation bar was constructed using a modern front-end technical stack to ensure structural integrity and a professional user interface:</w:t>
+      </w:r>
+    </w:p>
+    <w:p>
+      <w:pPr>
+        <w:pStyle w:val="NormalWeb"/>
+        <w:numPr>
+          <w:ilvl w:val="0"/>
+          <w:numId w:val="4"/>
+        </w:numPr>
+      </w:pPr>
+      <w:r>
+        <w:rPr>
+          <w:b/>
+          <w:bCs/>
+        </w:rPr>
+        <w:t>HTML (</w:t>
+      </w:r>
+      <w:proofErr w:type="spellStart"/>
+      <w:r>
+        <w:rPr>
+          <w:b/>
+          <w:bCs/>
+        </w:rPr>
+        <w:t>HyperText</w:t>
+      </w:r>
+      <w:proofErr w:type="spellEnd"/>
+      <w:r>
+        <w:rPr>
+          <w:b/>
+          <w:bCs/>
+        </w:rPr>
+        <w:t xml:space="preserve"> </w:t>
+      </w:r>
+      <w:proofErr w:type="spellStart"/>
+      <w:r>
+        <w:rPr>
+          <w:b/>
+          <w:bCs/>
+        </w:rPr>
+        <w:t>Markup</w:t>
+      </w:r>
+      <w:proofErr w:type="spellEnd"/>
+      <w:r>
+        <w:rPr>
+          <w:b/>
+          <w:bCs/>
+        </w:rPr>
+        <w:t xml:space="preserve"> Language):</w:t>
+      </w:r>
+      <w:r>
+        <w:t xml:space="preserve"> Used to establish the semantic structure and content framework of the header.</w:t>
+      </w:r>
+    </w:p>
+    <w:p>
+      <w:pPr>
+        <w:pStyle w:val="NormalWeb"/>
+        <w:numPr>
+          <w:ilvl w:val="0"/>
+          <w:numId w:val="4"/>
+        </w:numPr>
+      </w:pPr>
+      <w:r>
+        <w:rPr>
+          <w:b/>
+          <w:bCs/>
+        </w:rPr>
+        <w:t>CSS (Cascading Style Sheets):</w:t>
+      </w:r>
+      <w:r>
+        <w:t xml:space="preserve"> Employed for professional visual design, managing layout, positioning, and stylistic elements.</w:t>
+      </w:r>
+    </w:p>
+    <w:p>
+      <w:pPr>
+        <w:pStyle w:val="NormalWeb"/>
+        <w:numPr>
+          <w:ilvl w:val="0"/>
+          <w:numId w:val="4"/>
+        </w:numPr>
+      </w:pPr>
+      <w:r>
+        <w:rPr>
+          <w:b/>
+          <w:bCs/>
+        </w:rPr>
+        <w:t>JS (JavaScript):</w:t>
+      </w:r>
+      <w:r>
+        <w:t xml:space="preserve"> Implemented to integrate dynamic </w:t>
+      </w:r>
+      <w:proofErr w:type="spellStart"/>
+      <w:r>
+        <w:t>behavior</w:t>
+      </w:r>
+      <w:proofErr w:type="spellEnd"/>
+      <w:r>
+        <w:t xml:space="preserve"> and interactivity, enhancing overall user engagement.</w:t>
+      </w:r>
+    </w:p>
+    <w:p>
+      <w:pPr>
+        <w:pStyle w:val="NormalWeb"/>
+        <w:rPr>
+          <w:b/>
+          <w:bCs/>
+          <w:sz w:val="32"/>
+          <w:szCs w:val="32"/>
+        </w:rPr>
+      </w:pPr>
+    </w:p>
+    <w:p>
+      <w:pPr>
+        <w:rPr>
+          <w:sz w:val="28"/>
+          <w:szCs w:val="28"/>
+        </w:rPr>
+      </w:pPr>
+    </w:p>
+    <w:p>
+      <w:pPr>
+        <w:rPr>
+          <w:sz w:val="28"/>
+          <w:szCs w:val="28"/>
+        </w:rPr>
+      </w:pPr>
+    </w:p>
+    <w:p>
+      <w:pPr>
+        <w:rPr>
+          <w:sz w:val="28"/>
+          <w:szCs w:val="28"/>
+        </w:rPr>
+      </w:pPr>
+      <w:r>
+        <w:rPr>
+          <w:noProof/>
+        </w:rPr>
+        <w:drawing>
+          <wp:anchor distT="0" distB="0" distL="114300" distR="114300" simplePos="0" relativeHeight="251663360" behindDoc="1" locked="0" layoutInCell="1" allowOverlap="1" wp14:anchorId="0B02C060" wp14:editId="039AE557">
+            <wp:simplePos x="0" y="0"/>
+            <wp:positionH relativeFrom="margin">
+              <wp:align>left</wp:align>
+            </wp:positionH>
+            <wp:positionV relativeFrom="paragraph">
+              <wp:posOffset>356235</wp:posOffset>
+            </wp:positionV>
+            <wp:extent cx="6324600" cy="308610"/>
+            <wp:effectExtent l="0" t="0" r="0" b="0"/>
+            <wp:wrapThrough wrapText="bothSides">
+              <wp:wrapPolygon edited="0">
+                <wp:start x="0" y="0"/>
+                <wp:lineTo x="0" y="20000"/>
+                <wp:lineTo x="21535" y="20000"/>
+                <wp:lineTo x="21535" y="0"/>
+                <wp:lineTo x="0" y="0"/>
+              </wp:wrapPolygon>
+            </wp:wrapThrough>
+            <wp:docPr id="4" name="Picture 4"/>
+            <wp:cNvGraphicFramePr>
+              <a:graphicFrameLocks xmlns:a="http://schemas.openxmlformats.org/drawingml/2006/main" noChangeAspect="1"/>
+            </wp:cNvGraphicFramePr>
+            <a:graphic xmlns:a="http://schemas.openxmlformats.org/drawingml/2006/main">
+              <a:graphicData uri="http://schemas.openxmlformats.org/drawingml/2006/picture">
+                <pic:pic xmlns:pic="http://schemas.openxmlformats.org/drawingml/2006/picture">
+                  <pic:nvPicPr>
+                    <pic:cNvPr id="1" name=""/>
+                    <pic:cNvPicPr/>
+                  </pic:nvPicPr>
+                  <pic:blipFill>
+                    <a:blip r:embed="rId6" cstate="print">
+                      <a:extLst>
+                        <a:ext uri="{28A0092B-C50C-407E-A947-70E740481C1C}">
+                          <a14:useLocalDpi xmlns:a14="http://schemas.microsoft.com/office/drawing/2010/main" val="0"/>
+                        </a:ext>
+                      </a:extLst>
+                    </a:blip>
+                    <a:stretch>
+                      <a:fillRect/>
+                    </a:stretch>
+                  </pic:blipFill>
+                  <pic:spPr>
+                    <a:xfrm>
+                      <a:off x="0" y="0"/>
+                      <a:ext cx="6324600" cy="308610"/>
+                    </a:xfrm>
+                    <a:prstGeom prst="rect">
+                      <a:avLst/>
+                    </a:prstGeom>
+                  </pic:spPr>
+                </pic:pic>
+              </a:graphicData>
+            </a:graphic>
+            <wp14:sizeRelH relativeFrom="margin">
+              <wp14:pctWidth>0</wp14:pctWidth>
+            </wp14:sizeRelH>
+          </wp:anchor>
+        </w:drawing>
+      </w:r>
+    </w:p>
+    <w:p>
+      <w:pPr>
+        <w:rPr>
+          <w:sz w:val="28"/>
+          <w:szCs w:val="28"/>
+        </w:rPr>
+      </w:pPr>
+    </w:p>
+    <w:p>
+      <w:pPr>
+        <w:rPr>
+          <w:sz w:val="28"/>
+          <w:szCs w:val="28"/>
+        </w:rPr>
+      </w:pPr>
+      <w:r>
+        <w:rPr>
+          <w:sz w:val="28"/>
+          <w:szCs w:val="28"/>
+        </w:rPr>
+        <w:lastRenderedPageBreak/>
+        <w:t xml:space="preserve">Day 03 </w:t>
+      </w:r>
+      <w:bookmarkStart w:id="0" w:name="_GoBack"/>
+      <w:bookmarkEnd w:id="0"/>
+    </w:p>
+    <w:p>
+      <w:pPr>
+        <w:rPr>
+          <w:sz w:val="28"/>
+          <w:szCs w:val="28"/>
+        </w:rPr>
+      </w:pPr>
+      <w:r>
+        <w:rPr>
+          <w:sz w:val="28"/>
+          <w:szCs w:val="28"/>
+        </w:rPr>
+        <w:drawing>
+          <wp:inline distT="0" distB="0" distL="0" distR="0" wp14:anchorId="3CDC3F0C" wp14:editId="1A147E4D">
+            <wp:extent cx="6645910" cy="3152140"/>
+            <wp:effectExtent l="0" t="0" r="2540" b="0"/>
+            <wp:docPr id="1" name="Picture 1"/>
+            <wp:cNvGraphicFramePr>
+              <a:graphicFrameLocks xmlns:a="http://schemas.openxmlformats.org/drawingml/2006/main" noChangeAspect="1"/>
+            </wp:cNvGraphicFramePr>
+            <a:graphic xmlns:a="http://schemas.openxmlformats.org/drawingml/2006/main">
+              <a:graphicData uri="http://schemas.openxmlformats.org/drawingml/2006/picture">
+                <pic:pic xmlns:pic="http://schemas.openxmlformats.org/drawingml/2006/picture">
+                  <pic:nvPicPr>
+                    <pic:cNvPr id="1" name=""/>
+                    <pic:cNvPicPr/>
+                  </pic:nvPicPr>
+                  <pic:blipFill>
+                    <a:blip r:embed="rId7"/>
+                    <a:stretch>
+                      <a:fillRect/>
+                    </a:stretch>
+                  </pic:blipFill>
+                  <pic:spPr>
+                    <a:xfrm>
+                      <a:off x="0" y="0"/>
+                      <a:ext cx="6645910" cy="3152140"/>
+                    </a:xfrm>
+                    <a:prstGeom prst="rect">
+                      <a:avLst/>
+                    </a:prstGeom>
+                  </pic:spPr>
+                </pic:pic>
+              </a:graphicData>
+            </a:graphic>
+          </wp:inline>
+        </w:drawing>
+      </w:r>
+    </w:p>
+    <w:p>
+      <w:pPr>
+        <w:rPr>
+          <w:sz w:val="28"/>
+          <w:szCs w:val="28"/>
+        </w:rPr>
+      </w:pPr>
+    </w:p>
+    <w:p>
+      <w:pPr>
+        <w:rPr>
+          <w:sz w:val="24"/>
+          <w:szCs w:val="24"/>
+        </w:rPr>
+      </w:pPr>
+      <w:r>
+        <w:rPr>
+          <w:sz w:val="24"/>
+          <w:szCs w:val="24"/>
+        </w:rPr>
+        <w:t xml:space="preserve">Today marked the third day of the development phase for my professional portfolio website. The primary focus was the design and implementation of the </w:t>
+      </w:r>
+      <w:r>
+        <w:rPr>
+          <w:b/>
+          <w:bCs/>
+          <w:sz w:val="24"/>
+          <w:szCs w:val="24"/>
+        </w:rPr>
+        <w:t>"About Me" section</w:t>
+      </w:r>
+      <w:r>
+        <w:rPr>
+          <w:sz w:val="24"/>
+          <w:szCs w:val="24"/>
+        </w:rPr>
+        <w:t xml:space="preserve">, translating previous wireframe concepts into functional code. Additionally, an advanced interactive feature, a </w:t>
+      </w:r>
+      <w:r>
+        <w:rPr>
+          <w:b/>
+          <w:bCs/>
+          <w:sz w:val="24"/>
+          <w:szCs w:val="24"/>
+        </w:rPr>
+        <w:t>fixed Chatbot Interface</w:t>
+      </w:r>
+      <w:r>
+        <w:rPr>
+          <w:sz w:val="24"/>
+          <w:szCs w:val="24"/>
+        </w:rPr>
+        <w:t>, was successfully developed and integrated onto the homepage. Both objectives were achieved, significantly enhancing the visual appeal and user engagement of the site.</w:t>
+      </w:r>
+    </w:p>
+    <w:p>
+      <w:pPr>
+        <w:rPr>
+          <w:sz w:val="28"/>
+          <w:szCs w:val="28"/>
+        </w:rPr>
+      </w:pPr>
+    </w:p>
+    <w:p>
+      <w:pPr>
+        <w:pStyle w:val="Heading4"/>
+      </w:pPr>
+      <w:r>
+        <w:t>2. Implementation Phase: The "About Me" Section</w:t>
+      </w:r>
+    </w:p>
+    <w:p>
+      <w:pPr>
+        <w:pStyle w:val="NormalWeb"/>
+      </w:pPr>
+      <w:r>
+        <w:t>The objective of today's main task was to build a visually striking and professionally structured "About Me" segment that effectively communicates my background and passions</w:t>
+      </w:r>
+      <w:r>
+        <w:t>.</w:t>
+      </w:r>
+    </w:p>
+    <w:p>
+      <w:pPr>
+        <w:pStyle w:val="NormalWeb"/>
+        <w:rPr>
+          <w:color w:val="4472C4" w:themeColor="accent1"/>
+          <w:sz w:val="32"/>
+          <w:szCs w:val="32"/>
+        </w:rPr>
+      </w:pPr>
+      <w:r>
+        <w:rPr>
+          <w:color w:val="4472C4" w:themeColor="accent1"/>
+          <w:sz w:val="32"/>
+          <w:szCs w:val="32"/>
+        </w:rPr>
+        <w:t>Creative and Technical Implementation</w:t>
+      </w:r>
+    </w:p>
+    <w:p>
+      <w:pPr>
+        <w:spacing w:before="100" w:beforeAutospacing="1" w:after="100" w:afterAutospacing="1" w:line="240" w:lineRule="auto"/>
+        <w:rPr>
+          <w:rFonts w:ascii="Times New Roman" w:eastAsia="Times New Roman" w:hAnsi="Times New Roman" w:cs="Times New Roman"/>
+          <w:sz w:val="24"/>
+          <w:szCs w:val="24"/>
+          <w:lang w:eastAsia="en-GB"/>
+        </w:rPr>
+      </w:pPr>
+      <w:proofErr w:type="gramStart"/>
+      <w:r>
+        <w:rPr>
+          <w:rFonts w:ascii="Times New Roman" w:eastAsia="Times New Roman" w:hAnsi="Symbol" w:cs="Times New Roman"/>
+          <w:sz w:val="24"/>
+          <w:szCs w:val="24"/>
+          <w:lang w:eastAsia="en-GB"/>
+        </w:rPr>
+        <w:t></w:t>
+      </w:r>
+      <w:r>
+        <w:rPr>
+          <w:rFonts w:ascii="Times New Roman" w:eastAsia="Times New Roman" w:hAnsi="Times New Roman" w:cs="Times New Roman"/>
+          <w:sz w:val="24"/>
+          <w:szCs w:val="24"/>
+          <w:lang w:eastAsia="en-GB"/>
+        </w:rPr>
+        <w:t xml:space="preserve">  </w:t>
+      </w:r>
+      <w:r>
+        <w:rPr>
+          <w:rFonts w:ascii="Times New Roman" w:eastAsia="Times New Roman" w:hAnsi="Times New Roman" w:cs="Times New Roman"/>
+          <w:b/>
+          <w:bCs/>
+          <w:sz w:val="24"/>
+          <w:szCs w:val="24"/>
+          <w:lang w:eastAsia="en-GB"/>
+        </w:rPr>
+        <w:t>Dark</w:t>
+      </w:r>
+      <w:proofErr w:type="gramEnd"/>
+      <w:r>
+        <w:rPr>
+          <w:rFonts w:ascii="Times New Roman" w:eastAsia="Times New Roman" w:hAnsi="Times New Roman" w:cs="Times New Roman"/>
+          <w:b/>
+          <w:bCs/>
+          <w:sz w:val="24"/>
+          <w:szCs w:val="24"/>
+          <w:lang w:eastAsia="en-GB"/>
+        </w:rPr>
+        <w:t>-Theme Aesthetic:</w:t>
+      </w:r>
+      <w:r>
+        <w:rPr>
+          <w:rFonts w:ascii="Times New Roman" w:eastAsia="Times New Roman" w:hAnsi="Times New Roman" w:cs="Times New Roman"/>
+          <w:sz w:val="24"/>
+          <w:szCs w:val="24"/>
+          <w:lang w:eastAsia="en-GB"/>
+        </w:rPr>
+        <w:t xml:space="preserve"> The section maintains the overall dark aesthetic, utilizing a solid black background. The typography is standardized with a distinct "About Me" header in a lighter shade for clear visibility and consistent branding with the rest of the sit</w:t>
+      </w:r>
+      <w:r>
+        <w:rPr>
+          <w:rFonts w:ascii="Times New Roman" w:eastAsia="Times New Roman" w:hAnsi="Times New Roman" w:cs="Times New Roman"/>
+          <w:sz w:val="24"/>
+          <w:szCs w:val="24"/>
+          <w:lang w:eastAsia="en-GB"/>
+        </w:rPr>
+        <w:t>e</w:t>
+      </w:r>
+      <w:r>
+        <w:rPr>
+          <w:rFonts w:ascii="Times New Roman" w:eastAsia="Times New Roman" w:hAnsi="Times New Roman" w:cs="Times New Roman"/>
+          <w:sz w:val="24"/>
+          <w:szCs w:val="24"/>
+          <w:lang w:eastAsia="en-GB"/>
+        </w:rPr>
+        <w:t>.</w:t>
+      </w:r>
+    </w:p>
+    <w:p>
+      <w:pPr>
+        <w:spacing w:before="100" w:beforeAutospacing="1" w:after="100" w:afterAutospacing="1" w:line="240" w:lineRule="auto"/>
+        <w:rPr>
+          <w:rFonts w:ascii="Times New Roman" w:eastAsia="Times New Roman" w:hAnsi="Times New Roman" w:cs="Times New Roman"/>
+          <w:sz w:val="24"/>
+          <w:szCs w:val="24"/>
+          <w:lang w:eastAsia="en-GB"/>
+        </w:rPr>
+      </w:pPr>
+      <w:proofErr w:type="gramStart"/>
+      <w:r>
+        <w:rPr>
+          <w:rFonts w:ascii="Times New Roman" w:eastAsia="Times New Roman" w:hAnsi="Symbol" w:cs="Times New Roman"/>
+          <w:sz w:val="24"/>
+          <w:szCs w:val="24"/>
+          <w:lang w:eastAsia="en-GB"/>
+        </w:rPr>
+        <w:t></w:t>
+      </w:r>
+      <w:r>
+        <w:rPr>
+          <w:rFonts w:ascii="Times New Roman" w:eastAsia="Times New Roman" w:hAnsi="Times New Roman" w:cs="Times New Roman"/>
+          <w:sz w:val="24"/>
+          <w:szCs w:val="24"/>
+          <w:lang w:eastAsia="en-GB"/>
+        </w:rPr>
+        <w:t xml:space="preserve">  </w:t>
+      </w:r>
+      <w:r>
+        <w:rPr>
+          <w:rFonts w:ascii="Times New Roman" w:eastAsia="Times New Roman" w:hAnsi="Times New Roman" w:cs="Times New Roman"/>
+          <w:b/>
+          <w:bCs/>
+          <w:sz w:val="24"/>
+          <w:szCs w:val="24"/>
+          <w:lang w:eastAsia="en-GB"/>
+        </w:rPr>
+        <w:t>Circular</w:t>
+      </w:r>
+      <w:proofErr w:type="gramEnd"/>
+      <w:r>
+        <w:rPr>
+          <w:rFonts w:ascii="Times New Roman" w:eastAsia="Times New Roman" w:hAnsi="Times New Roman" w:cs="Times New Roman"/>
+          <w:b/>
+          <w:bCs/>
+          <w:sz w:val="24"/>
+          <w:szCs w:val="24"/>
+          <w:lang w:eastAsia="en-GB"/>
+        </w:rPr>
+        <w:t xml:space="preserve"> Profile Image:</w:t>
+      </w:r>
+      <w:r>
+        <w:rPr>
+          <w:rFonts w:ascii="Times New Roman" w:eastAsia="Times New Roman" w:hAnsi="Times New Roman" w:cs="Times New Roman"/>
+          <w:sz w:val="24"/>
+          <w:szCs w:val="24"/>
+          <w:lang w:eastAsia="en-GB"/>
+        </w:rPr>
+        <w:t xml:space="preserve"> A key visual feature is the circular profile picture. I implemented this using CSS to crop and frame my professional photograph, creating a modern, focused appearance.</w:t>
+      </w:r>
+    </w:p>
+    <w:p>
+      <w:pPr>
+        <w:spacing w:before="100" w:beforeAutospacing="1" w:after="100" w:afterAutospacing="1" w:line="240" w:lineRule="auto"/>
+        <w:rPr>
+          <w:rFonts w:ascii="Times New Roman" w:eastAsia="Times New Roman" w:hAnsi="Times New Roman" w:cs="Times New Roman"/>
+          <w:sz w:val="24"/>
+          <w:szCs w:val="24"/>
+          <w:lang w:eastAsia="en-GB"/>
+        </w:rPr>
+      </w:pPr>
+      <w:proofErr w:type="gramStart"/>
+      <w:r>
+        <w:rPr>
+          <w:rFonts w:ascii="Times New Roman" w:eastAsia="Times New Roman" w:hAnsi="Symbol" w:cs="Times New Roman"/>
+          <w:sz w:val="24"/>
+          <w:szCs w:val="24"/>
+          <w:lang w:eastAsia="en-GB"/>
+        </w:rPr>
+        <w:t></w:t>
+      </w:r>
+      <w:r>
+        <w:rPr>
+          <w:rFonts w:ascii="Times New Roman" w:eastAsia="Times New Roman" w:hAnsi="Times New Roman" w:cs="Times New Roman"/>
+          <w:sz w:val="24"/>
+          <w:szCs w:val="24"/>
+          <w:lang w:eastAsia="en-GB"/>
+        </w:rPr>
+        <w:t xml:space="preserve">  </w:t>
+      </w:r>
+      <w:r>
+        <w:rPr>
+          <w:rFonts w:ascii="Times New Roman" w:eastAsia="Times New Roman" w:hAnsi="Times New Roman" w:cs="Times New Roman"/>
+          <w:b/>
+          <w:bCs/>
+          <w:sz w:val="24"/>
+          <w:szCs w:val="24"/>
+          <w:lang w:eastAsia="en-GB"/>
+        </w:rPr>
+        <w:t>Structured</w:t>
+      </w:r>
+      <w:proofErr w:type="gramEnd"/>
+      <w:r>
+        <w:rPr>
+          <w:rFonts w:ascii="Times New Roman" w:eastAsia="Times New Roman" w:hAnsi="Times New Roman" w:cs="Times New Roman"/>
+          <w:b/>
+          <w:bCs/>
+          <w:sz w:val="24"/>
+          <w:szCs w:val="24"/>
+          <w:lang w:eastAsia="en-GB"/>
+        </w:rPr>
+        <w:t xml:space="preserve"> Content:</w:t>
+      </w:r>
+      <w:r>
+        <w:rPr>
+          <w:rFonts w:ascii="Times New Roman" w:eastAsia="Times New Roman" w:hAnsi="Times New Roman" w:cs="Times New Roman"/>
+          <w:sz w:val="24"/>
+          <w:szCs w:val="24"/>
+          <w:lang w:eastAsia="en-GB"/>
+        </w:rPr>
+        <w:t xml:space="preserve"> I implemented the text section using semantic HTML, providing a narrative introduction about my role as an enthusiastic ICT undergraduate. This description was paired and aligned with the image for a balanced layout.</w:t>
+      </w:r>
+    </w:p>
+    <w:p>
+      <w:pPr>
+        <w:spacing w:before="100" w:beforeAutospacing="1" w:after="100" w:afterAutospacing="1" w:line="240" w:lineRule="auto"/>
+        <w:rPr>
+          <w:color w:val="4472C4" w:themeColor="accent1"/>
+          <w:sz w:val="28"/>
+          <w:szCs w:val="28"/>
+        </w:rPr>
+      </w:pPr>
+    </w:p>
+    <w:p>
+      <w:pPr>
+        <w:spacing w:before="100" w:beforeAutospacing="1" w:after="100" w:afterAutospacing="1" w:line="240" w:lineRule="auto"/>
+        <w:rPr>
+          <w:color w:val="4472C4" w:themeColor="accent1"/>
+          <w:sz w:val="28"/>
+          <w:szCs w:val="28"/>
+        </w:rPr>
+      </w:pPr>
+    </w:p>
+    <w:p>
+      <w:pPr>
+        <w:spacing w:before="100" w:beforeAutospacing="1" w:after="100" w:afterAutospacing="1" w:line="240" w:lineRule="auto"/>
+        <w:rPr>
+          <w:color w:val="4472C4" w:themeColor="accent1"/>
+          <w:sz w:val="28"/>
+          <w:szCs w:val="28"/>
+        </w:rPr>
+      </w:pPr>
+    </w:p>
+    <w:p>
+      <w:pPr>
+        <w:spacing w:before="100" w:beforeAutospacing="1" w:after="100" w:afterAutospacing="1" w:line="240" w:lineRule="auto"/>
+        <w:rPr>
+          <w:color w:val="4472C4" w:themeColor="accent1"/>
+          <w:sz w:val="28"/>
+          <w:szCs w:val="28"/>
+        </w:rPr>
+      </w:pPr>
+      <w:r>
+        <w:rPr>
+          <w:color w:val="4472C4" w:themeColor="accent1"/>
+          <w:sz w:val="28"/>
+          <w:szCs w:val="28"/>
+        </w:rPr>
+        <w:lastRenderedPageBreak/>
+        <w:t>Information Gathering &amp; Asset Deployment</w:t>
+      </w:r>
+    </w:p>
+    <w:p>
+      <w:pPr>
+        <w:pStyle w:val="NormalWeb"/>
+      </w:pPr>
+      <w:r>
+        <w:t>To achieve the desired professional look and interactivity for today’s deliverables, I conducted targeted research and self-study using several key technical resources</w:t>
+      </w:r>
+      <w:r>
+        <w:t>.</w:t>
+      </w:r>
+    </w:p>
+    <w:p>
+      <w:pPr>
+        <w:pStyle w:val="NormalWeb"/>
+        <w:numPr>
+          <w:ilvl w:val="0"/>
+          <w:numId w:val="5"/>
+        </w:numPr>
+      </w:pPr>
+      <w:r>
+        <w:rPr>
+          <w:b/>
+          <w:bCs/>
+        </w:rPr>
+        <w:t>CSS Framing &amp; Styling:</w:t>
+      </w:r>
+      <w:r>
+        <w:t xml:space="preserve"> I utilized </w:t>
+      </w:r>
+      <w:r>
+        <w:rPr>
+          <w:b/>
+          <w:bCs/>
+        </w:rPr>
+        <w:t>[ Resource Name, e.g., W3Schools/YouTube Channel]</w:t>
+      </w:r>
+      <w:r>
+        <w:t xml:space="preserve"> to learn advanced CSS properties for creating perfect circles (</w:t>
+      </w:r>
+      <w:r>
+        <w:rPr>
+          <w:rStyle w:val="HTMLCode"/>
+          <w:rFonts w:eastAsiaTheme="majorEastAsia"/>
+        </w:rPr>
+        <w:t>border-radius</w:t>
+      </w:r>
+      <w:r>
+        <w:t>) and precise positioning of images. This resource provided step-by-step examples that I adapted for my specific layout.</w:t>
+      </w:r>
+    </w:p>
+    <w:p>
+      <w:pPr>
+        <w:pStyle w:val="NormalWeb"/>
+        <w:numPr>
+          <w:ilvl w:val="0"/>
+          <w:numId w:val="5"/>
+        </w:numPr>
+      </w:pPr>
+      <w:r>
+        <w:rPr>
+          <w:b/>
+          <w:bCs/>
+        </w:rPr>
+        <w:t>Layout Alignment:</w:t>
+      </w:r>
+      <w:r>
+        <w:t xml:space="preserve"> To align the circular image perfectly alongside the bio-text, I referenced best practices for CSS Flexbox on </w:t>
+      </w:r>
+      <w:r>
+        <w:rPr>
+          <w:b/>
+          <w:bCs/>
+        </w:rPr>
+        <w:t>[ Resource Name, e.g., MDN Web Docs/Flexbox Froggy]</w:t>
+      </w:r>
+      <w:r>
+        <w:t>. This allowed me to create a responsive and clean side-by-side structure that adjusts effectively to different screen sizes.</w:t>
+      </w:r>
+    </w:p>
+    <w:p>
+      <w:pPr>
+        <w:pStyle w:val="NormalWeb"/>
+        <w:numPr>
+          <w:ilvl w:val="0"/>
+          <w:numId w:val="5"/>
+        </w:numPr>
+        <w:rPr>
+          <w:sz w:val="28"/>
+          <w:szCs w:val="28"/>
+        </w:rPr>
+      </w:pPr>
+      <w:r>
+        <w:rPr>
+          <w:b/>
+          <w:bCs/>
+        </w:rPr>
+        <w:t>Semantics &amp; Structure:</w:t>
+      </w:r>
+      <w:r>
+        <w:t xml:space="preserve"> The overall HTML structure was built by reviewing semantic </w:t>
+      </w:r>
+      <w:proofErr w:type="spellStart"/>
+      <w:r>
+        <w:t>markup</w:t>
+      </w:r>
+      <w:proofErr w:type="spellEnd"/>
+      <w:r>
+        <w:t xml:space="preserve"> tutorials on </w:t>
+      </w:r>
+      <w:r>
+        <w:rPr>
+          <w:b/>
+          <w:bCs/>
+        </w:rPr>
+        <w:t xml:space="preserve">[ Resource Name, e.g., </w:t>
+      </w:r>
+      <w:proofErr w:type="spellStart"/>
+      <w:r>
+        <w:rPr>
+          <w:b/>
+          <w:bCs/>
+        </w:rPr>
+        <w:t>FreeCodeCamp</w:t>
+      </w:r>
+      <w:proofErr w:type="spellEnd"/>
+      <w:r>
+        <w:rPr>
+          <w:b/>
+          <w:bCs/>
+        </w:rPr>
+        <w:t>/W3Schools]</w:t>
+      </w:r>
+      <w:r>
+        <w:t>, ensuring the page is accessible and easily parsed by search engines.</w:t>
+      </w:r>
+    </w:p>
+    <w:p>
+      <w:pPr>
+        <w:pStyle w:val="NormalWeb"/>
+        <w:rPr>
+          <w:sz w:val="28"/>
+          <w:szCs w:val="28"/>
+        </w:rPr>
+      </w:pPr>
+    </w:p>
+    <w:p>
+      <w:pPr>
+        <w:pStyle w:val="NormalWeb"/>
+      </w:pPr>
+    </w:p>
+    <w:p>
+      <w:pPr>
+        <w:rPr>
+          <w:sz w:val="28"/>
+          <w:szCs w:val="28"/>
+        </w:rPr>
+      </w:pPr>
+    </w:p>
+    <w:p>
+      <w:pPr>
+        <w:tabs>
+          <w:tab w:val="left" w:pos="3600"/>
+        </w:tabs>
+        <w:rPr>
+          <w:sz w:val="28"/>
+          <w:szCs w:val="28"/>
+        </w:rPr>
+      </w:pPr>
+      <w:r>
+        <w:rPr>
+          <w:sz w:val="28"/>
+          <w:szCs w:val="28"/>
+        </w:rPr>
+        <w:tab/>
+      </w:r>
     </w:p>
     <w:sectPr>
       <w:pgSz w:w="11906" w:h="16838"/>
@@ -1666,6 +2821,155 @@
 <file path=word/numbering.xml><?xml version="1.0" encoding="utf-8"?>
 <w:numbering xmlns:wpc="http://schemas.microsoft.com/office/word/2010/wordprocessingCanvas" xmlns:cx="http://schemas.microsoft.com/office/drawing/2014/chartex" xmlns:cx1="http://schemas.microsoft.com/office/drawing/2015/9/8/chartex" xmlns:cx2="http://schemas.microsoft.com/office/drawing/2015/10/21/chartex" xmlns:cx3="http://schemas.microsoft.com/office/drawing/2016/5/9/chartex" xmlns:cx4="http://schemas.microsoft.com/office/drawing/2016/5/10/chartex" xmlns:cx5="http://schemas.microsoft.com/office/drawing/2016/5/11/chartex" xmlns:cx6="http://schemas.microsoft.com/office/drawing/2016/5/12/chartex" xmlns:cx7="http://schemas.microsoft.com/office/drawing/2016/5/13/chartex" xmlns:cx8="http://schemas.microsoft.com/office/drawing/2016/5/14/chartex" xmlns:mc="http://schemas.openxmlformats.org/markup-compatibility/2006" xmlns:aink="http://schemas.microsoft.com/office/drawing/2016/ink" xmlns:am3d="http://schemas.microsoft.com/office/drawing/2017/model3d" xmlns:o="urn:schemas-microsoft-com:office:office" xmlns:r="http://schemas.openxmlformats.org/officeDocument/2006/relationships" xmlns:m="http://schemas.openxmlformats.org/officeDocument/2006/math" xmlns:v="urn:schemas-microsoft-com:vml" xmlns:wp14="http://schemas.microsoft.com/office/word/2010/wordprocessingDrawing" xmlns:wp="http://schemas.openxmlformats.org/drawingml/2006/wordprocessingDrawing" xmlns:w10="urn:schemas-microsoft-com:office:word" xmlns:w="http://schemas.openxmlformats.org/wordprocessingml/2006/main" xmlns:w14="http://schemas.microsoft.com/office/word/2010/wordml" xmlns:w15="http://schemas.microsoft.com/office/word/2012/wordml" xmlns:w16cid="http://schemas.microsoft.com/office/word/2016/wordml/cid" xmlns:w16se="http://schemas.microsoft.com/office/word/2015/wordml/symex" xmlns:wpg="http://schemas.microsoft.com/office/word/2010/wordprocessingGroup" xmlns:wpi="http://schemas.microsoft.com/office/word/2010/wordprocessingInk" xmlns:wne="http://schemas.microsoft.com/office/word/2006/wordml" xmlns:wps="http://schemas.microsoft.com/office/word/2010/wordprocessingShape" mc:Ignorable="w14 w15 w16se w16cid wp14">
   <w:abstractNum w:abstractNumId="0" w15:restartNumberingAfterBreak="0">
+    <w:nsid w:val="04D91EBB"/>
+    <w:multiLevelType w:val="multilevel"/>
+    <w:tmpl w:val="2E34CDE6"/>
+    <w:lvl w:ilvl="0">
+      <w:start w:val="1"/>
+      <w:numFmt w:val="bullet"/>
+      <w:lvlText w:val=""/>
+      <w:lvlJc w:val="left"/>
+      <w:pPr>
+        <w:tabs>
+          <w:tab w:val="num" w:pos="720"/>
+        </w:tabs>
+        <w:ind w:left="720" w:hanging="360"/>
+      </w:pPr>
+      <w:rPr>
+        <w:rFonts w:ascii="Symbol" w:hAnsi="Symbol" w:hint="default"/>
+        <w:sz w:val="20"/>
+      </w:rPr>
+    </w:lvl>
+    <w:lvl w:ilvl="1" w:tentative="1">
+      <w:start w:val="1"/>
+      <w:numFmt w:val="bullet"/>
+      <w:lvlText w:val="o"/>
+      <w:lvlJc w:val="left"/>
+      <w:pPr>
+        <w:tabs>
+          <w:tab w:val="num" w:pos="1440"/>
+        </w:tabs>
+        <w:ind w:left="1440" w:hanging="360"/>
+      </w:pPr>
+      <w:rPr>
+        <w:rFonts w:ascii="Courier New" w:hAnsi="Courier New" w:hint="default"/>
+        <w:sz w:val="20"/>
+      </w:rPr>
+    </w:lvl>
+    <w:lvl w:ilvl="2" w:tentative="1">
+      <w:start w:val="1"/>
+      <w:numFmt w:val="bullet"/>
+      <w:lvlText w:val=""/>
+      <w:lvlJc w:val="left"/>
+      <w:pPr>
+        <w:tabs>
+          <w:tab w:val="num" w:pos="2160"/>
+        </w:tabs>
+        <w:ind w:left="2160" w:hanging="360"/>
+      </w:pPr>
+      <w:rPr>
+        <w:rFonts w:ascii="Wingdings" w:hAnsi="Wingdings" w:hint="default"/>
+        <w:sz w:val="20"/>
+      </w:rPr>
+    </w:lvl>
+    <w:lvl w:ilvl="3" w:tentative="1">
+      <w:start w:val="1"/>
+      <w:numFmt w:val="bullet"/>
+      <w:lvlText w:val=""/>
+      <w:lvlJc w:val="left"/>
+      <w:pPr>
+        <w:tabs>
+          <w:tab w:val="num" w:pos="2880"/>
+        </w:tabs>
+        <w:ind w:left="2880" w:hanging="360"/>
+      </w:pPr>
+      <w:rPr>
+        <w:rFonts w:ascii="Wingdings" w:hAnsi="Wingdings" w:hint="default"/>
+        <w:sz w:val="20"/>
+      </w:rPr>
+    </w:lvl>
+    <w:lvl w:ilvl="4" w:tentative="1">
+      <w:start w:val="1"/>
+      <w:numFmt w:val="bullet"/>
+      <w:lvlText w:val=""/>
+      <w:lvlJc w:val="left"/>
+      <w:pPr>
+        <w:tabs>
+          <w:tab w:val="num" w:pos="3600"/>
+        </w:tabs>
+        <w:ind w:left="3600" w:hanging="360"/>
+      </w:pPr>
+      <w:rPr>
+        <w:rFonts w:ascii="Wingdings" w:hAnsi="Wingdings" w:hint="default"/>
+        <w:sz w:val="20"/>
+      </w:rPr>
+    </w:lvl>
+    <w:lvl w:ilvl="5" w:tentative="1">
+      <w:start w:val="1"/>
+      <w:numFmt w:val="bullet"/>
+      <w:lvlText w:val=""/>
+      <w:lvlJc w:val="left"/>
+      <w:pPr>
+        <w:tabs>
+          <w:tab w:val="num" w:pos="4320"/>
+        </w:tabs>
+        <w:ind w:left="4320" w:hanging="360"/>
+      </w:pPr>
+      <w:rPr>
+        <w:rFonts w:ascii="Wingdings" w:hAnsi="Wingdings" w:hint="default"/>
+        <w:sz w:val="20"/>
+      </w:rPr>
+    </w:lvl>
+    <w:lvl w:ilvl="6" w:tentative="1">
+      <w:start w:val="1"/>
+      <w:numFmt w:val="bullet"/>
+      <w:lvlText w:val=""/>
+      <w:lvlJc w:val="left"/>
+      <w:pPr>
+        <w:tabs>
+          <w:tab w:val="num" w:pos="5040"/>
+        </w:tabs>
+        <w:ind w:left="5040" w:hanging="360"/>
+      </w:pPr>
+      <w:rPr>
+        <w:rFonts w:ascii="Wingdings" w:hAnsi="Wingdings" w:hint="default"/>
+        <w:sz w:val="20"/>
+      </w:rPr>
+    </w:lvl>
+    <w:lvl w:ilvl="7" w:tentative="1">
+      <w:start w:val="1"/>
+      <w:numFmt w:val="bullet"/>
+      <w:lvlText w:val=""/>
+      <w:lvlJc w:val="left"/>
+      <w:pPr>
+        <w:tabs>
+          <w:tab w:val="num" w:pos="5760"/>
+        </w:tabs>
+        <w:ind w:left="5760" w:hanging="360"/>
+      </w:pPr>
+      <w:rPr>
+        <w:rFonts w:ascii="Wingdings" w:hAnsi="Wingdings" w:hint="default"/>
+        <w:sz w:val="20"/>
+      </w:rPr>
+    </w:lvl>
+    <w:lvl w:ilvl="8" w:tentative="1">
+      <w:start w:val="1"/>
+      <w:numFmt w:val="bullet"/>
+      <w:lvlText w:val=""/>
+      <w:lvlJc w:val="left"/>
+      <w:pPr>
+        <w:tabs>
+          <w:tab w:val="num" w:pos="6480"/>
+        </w:tabs>
+        <w:ind w:left="6480" w:hanging="360"/>
+      </w:pPr>
+      <w:rPr>
+        <w:rFonts w:ascii="Wingdings" w:hAnsi="Wingdings" w:hint="default"/>
+        <w:sz w:val="20"/>
+      </w:rPr>
+    </w:lvl>
+  </w:abstractNum>
+  <w:abstractNum w:abstractNumId="1" w15:restartNumberingAfterBreak="0">
     <w:nsid w:val="21197131"/>
     <w:multiLevelType w:val="multilevel"/>
     <w:tmpl w:val="5124580C"/>
@@ -1814,7 +3118,7 @@
       </w:rPr>
     </w:lvl>
   </w:abstractNum>
-  <w:abstractNum w:abstractNumId="1" w15:restartNumberingAfterBreak="0">
+  <w:abstractNum w:abstractNumId="2" w15:restartNumberingAfterBreak="0">
     <w:nsid w:val="32CF7606"/>
     <w:multiLevelType w:val="multilevel"/>
     <w:tmpl w:val="3A94B48E"/>
@@ -1963,7 +3267,305 @@
       </w:rPr>
     </w:lvl>
   </w:abstractNum>
-  <w:abstractNum w:abstractNumId="2" w15:restartNumberingAfterBreak="0">
+  <w:abstractNum w:abstractNumId="3" w15:restartNumberingAfterBreak="0">
+    <w:nsid w:val="56E712E6"/>
+    <w:multiLevelType w:val="multilevel"/>
+    <w:tmpl w:val="5616143A"/>
+    <w:lvl w:ilvl="0">
+      <w:start w:val="1"/>
+      <w:numFmt w:val="bullet"/>
+      <w:lvlText w:val=""/>
+      <w:lvlJc w:val="left"/>
+      <w:pPr>
+        <w:tabs>
+          <w:tab w:val="num" w:pos="720"/>
+        </w:tabs>
+        <w:ind w:left="720" w:hanging="360"/>
+      </w:pPr>
+      <w:rPr>
+        <w:rFonts w:ascii="Symbol" w:hAnsi="Symbol" w:hint="default"/>
+        <w:sz w:val="20"/>
+      </w:rPr>
+    </w:lvl>
+    <w:lvl w:ilvl="1" w:tentative="1">
+      <w:start w:val="1"/>
+      <w:numFmt w:val="bullet"/>
+      <w:lvlText w:val="o"/>
+      <w:lvlJc w:val="left"/>
+      <w:pPr>
+        <w:tabs>
+          <w:tab w:val="num" w:pos="1440"/>
+        </w:tabs>
+        <w:ind w:left="1440" w:hanging="360"/>
+      </w:pPr>
+      <w:rPr>
+        <w:rFonts w:ascii="Courier New" w:hAnsi="Courier New" w:hint="default"/>
+        <w:sz w:val="20"/>
+      </w:rPr>
+    </w:lvl>
+    <w:lvl w:ilvl="2" w:tentative="1">
+      <w:start w:val="1"/>
+      <w:numFmt w:val="bullet"/>
+      <w:lvlText w:val=""/>
+      <w:lvlJc w:val="left"/>
+      <w:pPr>
+        <w:tabs>
+          <w:tab w:val="num" w:pos="2160"/>
+        </w:tabs>
+        <w:ind w:left="2160" w:hanging="360"/>
+      </w:pPr>
+      <w:rPr>
+        <w:rFonts w:ascii="Wingdings" w:hAnsi="Wingdings" w:hint="default"/>
+        <w:sz w:val="20"/>
+      </w:rPr>
+    </w:lvl>
+    <w:lvl w:ilvl="3" w:tentative="1">
+      <w:start w:val="1"/>
+      <w:numFmt w:val="bullet"/>
+      <w:lvlText w:val=""/>
+      <w:lvlJc w:val="left"/>
+      <w:pPr>
+        <w:tabs>
+          <w:tab w:val="num" w:pos="2880"/>
+        </w:tabs>
+        <w:ind w:left="2880" w:hanging="360"/>
+      </w:pPr>
+      <w:rPr>
+        <w:rFonts w:ascii="Wingdings" w:hAnsi="Wingdings" w:hint="default"/>
+        <w:sz w:val="20"/>
+      </w:rPr>
+    </w:lvl>
+    <w:lvl w:ilvl="4" w:tentative="1">
+      <w:start w:val="1"/>
+      <w:numFmt w:val="bullet"/>
+      <w:lvlText w:val=""/>
+      <w:lvlJc w:val="left"/>
+      <w:pPr>
+        <w:tabs>
+          <w:tab w:val="num" w:pos="3600"/>
+        </w:tabs>
+        <w:ind w:left="3600" w:hanging="360"/>
+      </w:pPr>
+      <w:rPr>
+        <w:rFonts w:ascii="Wingdings" w:hAnsi="Wingdings" w:hint="default"/>
+        <w:sz w:val="20"/>
+      </w:rPr>
+    </w:lvl>
+    <w:lvl w:ilvl="5" w:tentative="1">
+      <w:start w:val="1"/>
+      <w:numFmt w:val="bullet"/>
+      <w:lvlText w:val=""/>
+      <w:lvlJc w:val="left"/>
+      <w:pPr>
+        <w:tabs>
+          <w:tab w:val="num" w:pos="4320"/>
+        </w:tabs>
+        <w:ind w:left="4320" w:hanging="360"/>
+      </w:pPr>
+      <w:rPr>
+        <w:rFonts w:ascii="Wingdings" w:hAnsi="Wingdings" w:hint="default"/>
+        <w:sz w:val="20"/>
+      </w:rPr>
+    </w:lvl>
+    <w:lvl w:ilvl="6" w:tentative="1">
+      <w:start w:val="1"/>
+      <w:numFmt w:val="bullet"/>
+      <w:lvlText w:val=""/>
+      <w:lvlJc w:val="left"/>
+      <w:pPr>
+        <w:tabs>
+          <w:tab w:val="num" w:pos="5040"/>
+        </w:tabs>
+        <w:ind w:left="5040" w:hanging="360"/>
+      </w:pPr>
+      <w:rPr>
+        <w:rFonts w:ascii="Wingdings" w:hAnsi="Wingdings" w:hint="default"/>
+        <w:sz w:val="20"/>
+      </w:rPr>
+    </w:lvl>
+    <w:lvl w:ilvl="7" w:tentative="1">
+      <w:start w:val="1"/>
+      <w:numFmt w:val="bullet"/>
+      <w:lvlText w:val=""/>
+      <w:lvlJc w:val="left"/>
+      <w:pPr>
+        <w:tabs>
+          <w:tab w:val="num" w:pos="5760"/>
+        </w:tabs>
+        <w:ind w:left="5760" w:hanging="360"/>
+      </w:pPr>
+      <w:rPr>
+        <w:rFonts w:ascii="Wingdings" w:hAnsi="Wingdings" w:hint="default"/>
+        <w:sz w:val="20"/>
+      </w:rPr>
+    </w:lvl>
+    <w:lvl w:ilvl="8" w:tentative="1">
+      <w:start w:val="1"/>
+      <w:numFmt w:val="bullet"/>
+      <w:lvlText w:val=""/>
+      <w:lvlJc w:val="left"/>
+      <w:pPr>
+        <w:tabs>
+          <w:tab w:val="num" w:pos="6480"/>
+        </w:tabs>
+        <w:ind w:left="6480" w:hanging="360"/>
+      </w:pPr>
+      <w:rPr>
+        <w:rFonts w:ascii="Wingdings" w:hAnsi="Wingdings" w:hint="default"/>
+        <w:sz w:val="20"/>
+      </w:rPr>
+    </w:lvl>
+  </w:abstractNum>
+  <w:abstractNum w:abstractNumId="4" w15:restartNumberingAfterBreak="0">
+    <w:nsid w:val="6788271E"/>
+    <w:multiLevelType w:val="multilevel"/>
+    <w:tmpl w:val="2E34CDE6"/>
+    <w:lvl w:ilvl="0">
+      <w:start w:val="1"/>
+      <w:numFmt w:val="bullet"/>
+      <w:lvlText w:val=""/>
+      <w:lvlJc w:val="left"/>
+      <w:pPr>
+        <w:tabs>
+          <w:tab w:val="num" w:pos="720"/>
+        </w:tabs>
+        <w:ind w:left="720" w:hanging="360"/>
+      </w:pPr>
+      <w:rPr>
+        <w:rFonts w:ascii="Symbol" w:hAnsi="Symbol" w:hint="default"/>
+        <w:sz w:val="20"/>
+      </w:rPr>
+    </w:lvl>
+    <w:lvl w:ilvl="1" w:tentative="1">
+      <w:start w:val="1"/>
+      <w:numFmt w:val="bullet"/>
+      <w:lvlText w:val="o"/>
+      <w:lvlJc w:val="left"/>
+      <w:pPr>
+        <w:tabs>
+          <w:tab w:val="num" w:pos="1440"/>
+        </w:tabs>
+        <w:ind w:left="1440" w:hanging="360"/>
+      </w:pPr>
+      <w:rPr>
+        <w:rFonts w:ascii="Courier New" w:hAnsi="Courier New" w:hint="default"/>
+        <w:sz w:val="20"/>
+      </w:rPr>
+    </w:lvl>
+    <w:lvl w:ilvl="2" w:tentative="1">
+      <w:start w:val="1"/>
+      <w:numFmt w:val="bullet"/>
+      <w:lvlText w:val=""/>
+      <w:lvlJc w:val="left"/>
+      <w:pPr>
+        <w:tabs>
+          <w:tab w:val="num" w:pos="2160"/>
+        </w:tabs>
+        <w:ind w:left="2160" w:hanging="360"/>
+      </w:pPr>
+      <w:rPr>
+        <w:rFonts w:ascii="Wingdings" w:hAnsi="Wingdings" w:hint="default"/>
+        <w:sz w:val="20"/>
+      </w:rPr>
+    </w:lvl>
+    <w:lvl w:ilvl="3" w:tentative="1">
+      <w:start w:val="1"/>
+      <w:numFmt w:val="bullet"/>
+      <w:lvlText w:val=""/>
+      <w:lvlJc w:val="left"/>
+      <w:pPr>
+        <w:tabs>
+          <w:tab w:val="num" w:pos="2880"/>
+        </w:tabs>
+        <w:ind w:left="2880" w:hanging="360"/>
+      </w:pPr>
+      <w:rPr>
+        <w:rFonts w:ascii="Wingdings" w:hAnsi="Wingdings" w:hint="default"/>
+        <w:sz w:val="20"/>
+      </w:rPr>
+    </w:lvl>
+    <w:lvl w:ilvl="4" w:tentative="1">
+      <w:start w:val="1"/>
+      <w:numFmt w:val="bullet"/>
+      <w:lvlText w:val=""/>
+      <w:lvlJc w:val="left"/>
+      <w:pPr>
+        <w:tabs>
+          <w:tab w:val="num" w:pos="3600"/>
+        </w:tabs>
+        <w:ind w:left="3600" w:hanging="360"/>
+      </w:pPr>
+      <w:rPr>
+        <w:rFonts w:ascii="Wingdings" w:hAnsi="Wingdings" w:hint="default"/>
+        <w:sz w:val="20"/>
+      </w:rPr>
+    </w:lvl>
+    <w:lvl w:ilvl="5" w:tentative="1">
+      <w:start w:val="1"/>
+      <w:numFmt w:val="bullet"/>
+      <w:lvlText w:val=""/>
+      <w:lvlJc w:val="left"/>
+      <w:pPr>
+        <w:tabs>
+          <w:tab w:val="num" w:pos="4320"/>
+        </w:tabs>
+        <w:ind w:left="4320" w:hanging="360"/>
+      </w:pPr>
+      <w:rPr>
+        <w:rFonts w:ascii="Wingdings" w:hAnsi="Wingdings" w:hint="default"/>
+        <w:sz w:val="20"/>
+      </w:rPr>
+    </w:lvl>
+    <w:lvl w:ilvl="6" w:tentative="1">
+      <w:start w:val="1"/>
+      <w:numFmt w:val="bullet"/>
+      <w:lvlText w:val=""/>
+      <w:lvlJc w:val="left"/>
+      <w:pPr>
+        <w:tabs>
+          <w:tab w:val="num" w:pos="5040"/>
+        </w:tabs>
+        <w:ind w:left="5040" w:hanging="360"/>
+      </w:pPr>
+      <w:rPr>
+        <w:rFonts w:ascii="Wingdings" w:hAnsi="Wingdings" w:hint="default"/>
+        <w:sz w:val="20"/>
+      </w:rPr>
+    </w:lvl>
+    <w:lvl w:ilvl="7" w:tentative="1">
+      <w:start w:val="1"/>
+      <w:numFmt w:val="bullet"/>
+      <w:lvlText w:val=""/>
+      <w:lvlJc w:val="left"/>
+      <w:pPr>
+        <w:tabs>
+          <w:tab w:val="num" w:pos="5760"/>
+        </w:tabs>
+        <w:ind w:left="5760" w:hanging="360"/>
+      </w:pPr>
+      <w:rPr>
+        <w:rFonts w:ascii="Wingdings" w:hAnsi="Wingdings" w:hint="default"/>
+        <w:sz w:val="20"/>
+      </w:rPr>
+    </w:lvl>
+    <w:lvl w:ilvl="8" w:tentative="1">
+      <w:start w:val="1"/>
+      <w:numFmt w:val="bullet"/>
+      <w:lvlText w:val=""/>
+      <w:lvlJc w:val="left"/>
+      <w:pPr>
+        <w:tabs>
+          <w:tab w:val="num" w:pos="6480"/>
+        </w:tabs>
+        <w:ind w:left="6480" w:hanging="360"/>
+      </w:pPr>
+      <w:rPr>
+        <w:rFonts w:ascii="Wingdings" w:hAnsi="Wingdings" w:hint="default"/>
+        <w:sz w:val="20"/>
+      </w:rPr>
+    </w:lvl>
+  </w:abstractNum>
+  <w:abstractNum w:abstractNumId="5" w15:restartNumberingAfterBreak="0">
     <w:nsid w:val="7BC62158"/>
     <w:multiLevelType w:val="multilevel"/>
     <w:tmpl w:val="EBDCF854"/>
@@ -2113,13 +3715,22 @@
     </w:lvl>
   </w:abstractNum>
   <w:num w:numId="1">
+    <w:abstractNumId w:val="5"/>
+  </w:num>
+  <w:num w:numId="2">
     <w:abstractNumId w:val="2"/>
   </w:num>
-  <w:num w:numId="2">
+  <w:num w:numId="3">
     <w:abstractNumId w:val="1"/>
   </w:num>
-  <w:num w:numId="3">
+  <w:num w:numId="4">
+    <w:abstractNumId w:val="3"/>
+  </w:num>
+  <w:num w:numId="5">
     <w:abstractNumId w:val="0"/>
+  </w:num>
+  <w:num w:numId="6">
+    <w:abstractNumId w:val="4"/>
   </w:num>
 </w:numbering>
 </file>
@@ -2526,6 +4137,29 @@
       <w:rFonts w:cs="Arial Unicode MS"/>
     </w:rPr>
   </w:style>
+  <w:style w:type="paragraph" w:styleId="Heading3">
+    <w:name w:val="heading 3"/>
+    <w:basedOn w:val="Normal"/>
+    <w:next w:val="Normal"/>
+    <w:link w:val="Heading3Char"/>
+    <w:uiPriority w:val="9"/>
+    <w:semiHidden/>
+    <w:unhideWhenUsed/>
+    <w:qFormat/>
+    <w:rsid w:val="00E66CD0"/>
+    <w:pPr>
+      <w:keepNext/>
+      <w:keepLines/>
+      <w:spacing w:before="40" w:after="0"/>
+      <w:outlineLvl w:val="2"/>
+    </w:pPr>
+    <w:rPr>
+      <w:rFonts w:asciiTheme="majorHAnsi" w:eastAsiaTheme="majorEastAsia" w:hAnsiTheme="majorHAnsi" w:cstheme="majorBidi"/>
+      <w:color w:val="1F3763" w:themeColor="accent1" w:themeShade="7F"/>
+      <w:sz w:val="24"/>
+      <w:szCs w:val="24"/>
+    </w:rPr>
+  </w:style>
   <w:style w:type="paragraph" w:styleId="Heading4">
     <w:name w:val="heading 4"/>
     <w:basedOn w:val="Normal"/>
@@ -2577,7 +4211,6 @@
     <w:name w:val="Normal (Web)"/>
     <w:basedOn w:val="Normal"/>
     <w:uiPriority w:val="99"/>
-    <w:semiHidden/>
     <w:unhideWhenUsed/>
     <w:rsid w:val="00866D83"/>
     <w:pPr>
@@ -2603,6 +4236,33 @@
       <w:sz w:val="24"/>
       <w:szCs w:val="24"/>
       <w:lang w:eastAsia="en-GB"/>
+    </w:rPr>
+  </w:style>
+  <w:style w:type="character" w:customStyle="1" w:styleId="Heading3Char">
+    <w:name w:val="Heading 3 Char"/>
+    <w:basedOn w:val="DefaultParagraphFont"/>
+    <w:link w:val="Heading3"/>
+    <w:uiPriority w:val="9"/>
+    <w:semiHidden/>
+    <w:rsid w:val="00E66CD0"/>
+    <w:rPr>
+      <w:rFonts w:asciiTheme="majorHAnsi" w:eastAsiaTheme="majorEastAsia" w:hAnsiTheme="majorHAnsi" w:cstheme="majorBidi"/>
+      <w:color w:val="1F3763" w:themeColor="accent1" w:themeShade="7F"/>
+      <w:sz w:val="24"/>
+      <w:szCs w:val="24"/>
+    </w:rPr>
+  </w:style>
+  <w:style w:type="character" w:styleId="HTMLCode">
+    <w:name w:val="HTML Code"/>
+    <w:basedOn w:val="DefaultParagraphFont"/>
+    <w:uiPriority w:val="99"/>
+    <w:semiHidden/>
+    <w:unhideWhenUsed/>
+    <w:rsid w:val="008718B0"/>
+    <w:rPr>
+      <w:rFonts w:ascii="Courier New" w:eastAsia="Times New Roman" w:hAnsi="Courier New" w:cs="Courier New"/>
+      <w:sz w:val="20"/>
+      <w:szCs w:val="20"/>
     </w:rPr>
   </w:style>
 </w:styles>
